--- a/docs/RMACD_Framework_v1.3.docx
+++ b/docs/RMACD_Framework_v1.3.docx
@@ -7521,7 +7521,7 @@
       </w:tr>
     </w:tbl>
     <w:bookmarkEnd w:id="61"/>
-    <w:bookmarkStart w:id="70" w:name="python-tools-registry-implementation"/>
+    <w:bookmarkStart w:id="70" w:name="python-tools-registry"/>
     <w:p>
       <w:pPr>
         <w:pStyle w:val="Heading2"/>
@@ -7531,7 +7531,7 @@
           <w:b/>
           <w:bCs/>
         </w:rPr>
-        <w:t xml:space="preserve">9.4 Python Tools Registry Implementation</w:t>
+        <w:t xml:space="preserve">9.4 Python Tools Registry</w:t>
       </w:r>
     </w:p>
     <w:p>
@@ -7539,7 +7539,7 @@
         <w:pStyle w:val="FirstParagraph"/>
       </w:pPr>
       <w:r>
-        <w:t xml:space="preserve">The RMACD Framework includes a reference Python implementation called the</w:t>
+        <w:t xml:space="preserve">The Tools Registry is a Python catalog format for declaring tools with their RMACD classification (operation verb, data tier, HITL requirement) and computing aggregate risk for multi-tool workflows. It shipped in framework v1.2.0 as the first reference implementation and is the right component to use when the task is</w:t>
       </w:r>
       <w:r>
         <w:t xml:space="preserve"> </w:t>
@@ -7549,13 +7549,99 @@
           <w:b/>
           <w:bCs/>
         </w:rPr>
-        <w:t xml:space="preserve">Tools Registry</w:t>
-      </w:r>
-      <w:r>
-        <w:t xml:space="preserve"> </w:t>
-      </w:r>
-      <w:r>
-        <w:t xml:space="preserve">that enables automated tool governance for AI agents. This implementation provides a production-ready foundation for enforcing RMACD permissions at runtime.</w:t>
+        <w:t xml:space="preserve">describing tools</w:t>
+      </w:r>
+      <w:r>
+        <w:t xml:space="preserve"> </w:t>
+      </w:r>
+      <w:r>
+        <w:t xml:space="preserve">— registering them, validating profile coverage against a static tool list, computing workflow-level risk scores, or auto-classifying MCP servers.</w:t>
+      </w:r>
+    </w:p>
+    <w:p>
+      <w:pPr>
+        <w:pStyle w:val="BodyText"/>
+      </w:pPr>
+      <w:r>
+        <w:t xml:space="preserve">For runtime</w:t>
+      </w:r>
+      <w:r>
+        <w:t xml:space="preserve"> </w:t>
+      </w:r>
+      <w:r>
+        <w:rPr>
+          <w:b/>
+          <w:bCs/>
+        </w:rPr>
+        <w:t xml:space="preserve">enforcement</w:t>
+      </w:r>
+      <w:r>
+        <w:t xml:space="preserve"> </w:t>
+      </w:r>
+      <w:r>
+        <w:t xml:space="preserve">— gating an individual tool call at the moment it fires, routing approvals through a human, emitting audit records, and raising typed exceptions on denial — use the SDK enforcement layer described in §9.5 (</w:t>
+      </w:r>
+      <w:r>
+        <w:rPr>
+          <w:rStyle w:val="VerbatimChar"/>
+        </w:rPr>
+        <w:t xml:space="preserve">PolicyEnforcer</w:t>
+      </w:r>
+      <w:r>
+        <w:t xml:space="preserve">). The two are complementary: a deployment can use the Tools Registry to declare its tool catalog, then bind that catalog to a</w:t>
+      </w:r>
+      <w:r>
+        <w:t xml:space="preserve"> </w:t>
+      </w:r>
+      <w:r>
+        <w:rPr>
+          <w:rStyle w:val="VerbatimChar"/>
+        </w:rPr>
+        <w:t xml:space="preserve">PolicyEnforcer</w:t>
+      </w:r>
+      <w:r>
+        <w:t xml:space="preserve"> </w:t>
+      </w:r>
+      <w:r>
+        <w:t xml:space="preserve">for per-call enforcement.</w:t>
+      </w:r>
+    </w:p>
+    <w:p>
+      <w:pPr>
+        <w:pStyle w:val="BodyText"/>
+      </w:pPr>
+      <w:r>
+        <w:t xml:space="preserve">The registry is available as</w:t>
+      </w:r>
+      <w:r>
+        <w:t xml:space="preserve"> </w:t>
+      </w:r>
+      <w:r>
+        <w:rPr>
+          <w:rStyle w:val="VerbatimChar"/>
+        </w:rPr>
+        <w:t xml:space="preserve">rmacd.registry.ToolsRegistry</w:t>
+      </w:r>
+      <w:r>
+        <w:t xml:space="preserve"> </w:t>
+      </w:r>
+      <w:r>
+        <w:t xml:space="preserve">in the SDK (preferred) and also as the standalone</w:t>
+      </w:r>
+      <w:r>
+        <w:t xml:space="preserve"> </w:t>
+      </w:r>
+      <w:r>
+        <w:rPr>
+          <w:rStyle w:val="VerbatimChar"/>
+        </w:rPr>
+        <w:t xml:space="preserve">tools-registry/</w:t>
+      </w:r>
+      <w:r>
+        <w:t xml:space="preserve"> </w:t>
+      </w:r>
+      <w:r>
+        <w:t xml:space="preserve">directory in the repository for environments that need the catalog without the rest of the SDK.</w:t>
       </w:r>
     </w:p>
     <w:bookmarkStart w:id="62" w:name="core-capabilities"/>
@@ -29843,7 +29929,7 @@
     </w:p>
     <w:bookmarkEnd w:id="126"/>
     <w:bookmarkEnd w:id="127"/>
-    <w:bookmarkStart w:id="136" w:name="appendix-c-implementation-workflow"/>
+    <w:bookmarkStart w:id="137" w:name="appendix-c-implementation-workflow"/>
     <w:p>
       <w:pPr>
         <w:pStyle w:val="Heading1"/>
@@ -29864,7 +29950,7 @@
         <w:t xml:space="preserve">This appendix describes how RMACD permission profiles are consumed by AI agentic platforms at runtime. The workflow covers profile loading, policy evaluation, execution control, and audit logging.</w:t>
       </w:r>
     </w:p>
-    <w:bookmarkStart w:id="128" w:name="c.1-high-level-architecture"/>
+    <w:bookmarkStart w:id="129" w:name="c.1-high-level-architecture"/>
     <w:p>
       <w:pPr>
         <w:pStyle w:val="Heading2"/>
@@ -29880,6 +29966,34 @@
     <w:p>
       <w:pPr>
         <w:pStyle w:val="FirstParagraph"/>
+      </w:pPr>
+      <w:r>
+        <w:t xml:space="preserve">A visual rendering of this architecture is available at</w:t>
+      </w:r>
+      <w:r>
+        <w:t xml:space="preserve"> </w:t>
+      </w:r>
+      <w:hyperlink r:id="rId128">
+        <w:r>
+          <w:rPr>
+            <w:rStyle w:val="VerbatimChar"/>
+          </w:rPr>
+          <w:t xml:space="preserve">docs/RMACD_Runtime_Architecture.drawio</w:t>
+        </w:r>
+      </w:hyperlink>
+      <w:r>
+        <w:t xml:space="preserve">,</w:t>
+      </w:r>
+      <w:r>
+        <w:t xml:space="preserve"> </w:t>
+      </w:r>
+      <w:r>
+        <w:t xml:space="preserve">with the SDK class names overlaid on each component box.</w:t>
+      </w:r>
+    </w:p>
+    <w:p>
+      <w:pPr>
+        <w:pStyle w:val="BodyText"/>
       </w:pPr>
       <w:r>
         <w:t xml:space="preserve">The RMACD enforcement architecture consists of four primary components that work together to govern agent operations:</w:t>
@@ -29973,8 +30087,8 @@
         <w:t xml:space="preserve">Logging infrastructure that captures all policy decisions, agent actions, and approval workflows for compliance reporting and forensic analysis.</w:t>
       </w:r>
     </w:p>
-    <w:bookmarkEnd w:id="128"/>
-    <w:bookmarkStart w:id="129" w:name="c.2-runtime-evaluation-flow"/>
+    <w:bookmarkEnd w:id="129"/>
+    <w:bookmarkStart w:id="130" w:name="c.2-runtime-evaluation-flow"/>
     <w:p>
       <w:pPr>
         <w:pStyle w:val="Heading2"/>
@@ -30124,8 +30238,8 @@
         <w:t xml:space="preserve">If approval required: operation queued; approver notified; agent waits or times out</w:t>
       </w:r>
     </w:p>
-    <w:bookmarkEnd w:id="129"/>
-    <w:bookmarkStart w:id="130" w:name="c.3-policy-decision-logic-pseudocode"/>
+    <w:bookmarkEnd w:id="130"/>
+    <w:bookmarkStart w:id="131" w:name="c.3-policy-decision-logic-pseudocode"/>
     <w:p>
       <w:pPr>
         <w:pStyle w:val="Heading2"/>
@@ -30451,8 +30565,8 @@
         <w:t xml:space="preserve">return QUEUE_FOR_APPROVAL(approver="cab_committee")</w:t>
       </w:r>
     </w:p>
-    <w:bookmarkEnd w:id="130"/>
-    <w:bookmarkStart w:id="131" w:name="c.4-integration-patterns"/>
+    <w:bookmarkEnd w:id="131"/>
+    <w:bookmarkStart w:id="132" w:name="c.4-integration-patterns"/>
     <w:p>
       <w:pPr>
         <w:pStyle w:val="Heading2"/>
@@ -30806,8 +30920,8 @@
         <w:t xml:space="preserve">For asynchronous agent operations, integrate RMACD with the message queue. The policy enforcer evaluates operations before messages are processed.</w:t>
       </w:r>
     </w:p>
-    <w:bookmarkEnd w:id="131"/>
-    <w:bookmarkStart w:id="132" w:name="c.5-approval-workflow-integration"/>
+    <w:bookmarkEnd w:id="132"/>
+    <w:bookmarkStart w:id="133" w:name="c.5-approval-workflow-integration"/>
     <w:p>
       <w:pPr>
         <w:pStyle w:val="Heading2"/>
@@ -31546,8 +31660,8 @@
         <w:t xml:space="preserve">Approval requests can be routed to ServiceNow, Jira, Slack, Microsoft Teams, or custom workflow systems via webhooks and API integrations.</w:t>
       </w:r>
     </w:p>
-    <w:bookmarkEnd w:id="132"/>
-    <w:bookmarkStart w:id="133" w:name="c.6-audit-log-format"/>
+    <w:bookmarkEnd w:id="133"/>
+    <w:bookmarkStart w:id="134" w:name="c.6-audit-log-format"/>
     <w:p>
       <w:pPr>
         <w:pStyle w:val="Heading2"/>
@@ -32410,8 +32524,8 @@
         <w:t xml:space="preserve">}</w:t>
       </w:r>
     </w:p>
-    <w:bookmarkEnd w:id="133"/>
-    <w:bookmarkStart w:id="134" w:name="c.7-deployment-checklist"/>
+    <w:bookmarkEnd w:id="134"/>
+    <w:bookmarkStart w:id="135" w:name="c.7-deployment-checklist"/>
     <w:p>
       <w:pPr>
         <w:pStyle w:val="Heading2"/>
@@ -32608,8 +32722,8 @@
         <w:t xml:space="preserve">Configure dashboards and alerts for policy violations, approval backlogs, and unusual agent behavior patterns.</w:t>
       </w:r>
     </w:p>
-    <w:bookmarkEnd w:id="134"/>
-    <w:bookmarkStart w:id="135" w:name="c.8-companion-runtime-documentation"/>
+    <w:bookmarkEnd w:id="135"/>
+    <w:bookmarkStart w:id="136" w:name="c.8-companion-runtime-documentation"/>
     <w:p>
       <w:pPr>
         <w:pStyle w:val="Heading2"/>
@@ -32759,9 +32873,9 @@
         <w:t xml:space="preserve">any other framework.</w:t>
       </w:r>
     </w:p>
-    <w:bookmarkEnd w:id="135"/>
     <w:bookmarkEnd w:id="136"/>
-    <w:bookmarkStart w:id="144" w:name="X276e13296322e2e6a8912c5e2a0dc5e7c8be5ff"/>
+    <w:bookmarkEnd w:id="137"/>
+    <w:bookmarkStart w:id="145" w:name="X276e13296322e2e6a8912c5e2a0dc5e7c8be5ff"/>
     <w:p>
       <w:pPr>
         <w:pStyle w:val="Heading1"/>
@@ -32774,7 +32888,7 @@
         <w:t xml:space="preserve">Appendix D: The Data-Classification Two-Dimensional Variant (DC2D)</w:t>
       </w:r>
     </w:p>
-    <w:bookmarkStart w:id="137" w:name="d.1-motivation"/>
+    <w:bookmarkStart w:id="138" w:name="d.1-motivation"/>
     <w:p>
       <w:pPr>
         <w:pStyle w:val="Heading2"/>
@@ -32923,8 +33037,8 @@
         <w:t xml:space="preserve">The DC2D variant makes the Data Classification × Autonomy pairing explicit and portable, so that organizations with this deployment shape can express agent governance in a single profile rather than composing it ad hoc across multiple products.</w:t>
       </w:r>
     </w:p>
-    <w:bookmarkEnd w:id="137"/>
-    <w:bookmarkStart w:id="138" w:name="d.2-relationship-to-the-2d-and-3d-models"/>
+    <w:bookmarkEnd w:id="138"/>
+    <w:bookmarkStart w:id="139" w:name="d.2-relationship-to-the-2d-and-3d-models"/>
     <w:p>
       <w:pPr>
         <w:pStyle w:val="Heading2"/>
@@ -33113,8 +33227,8 @@
         <w:t xml:space="preserve">DC2D is not a replacement for the 3D model; it is a deliberate projection that drops the operations axis when that axis is being enforced elsewhere. Organizations should select 3D where feasible.</w:t>
       </w:r>
     </w:p>
-    <w:bookmarkEnd w:id="138"/>
-    <w:bookmarkStart w:id="139" w:name="d.3-the-dc2d-governance-matrix"/>
+    <w:bookmarkEnd w:id="139"/>
+    <w:bookmarkStart w:id="140" w:name="d.3-the-dc2d-governance-matrix"/>
     <w:p>
       <w:pPr>
         <w:pStyle w:val="Heading2"/>
@@ -33448,8 +33562,8 @@
         <w:t xml:space="preserve">in the profile and be reviewed by the same authority that approves 3D profile exceptions (see Section 12).</w:t>
       </w:r>
     </w:p>
-    <w:bookmarkEnd w:id="139"/>
-    <w:bookmarkStart w:id="140" w:name="d.4-profile-schema-identifier"/>
+    <w:bookmarkEnd w:id="140"/>
+    <w:bookmarkStart w:id="141" w:name="d.4-profile-schema-identifier"/>
     <w:p>
       <w:pPr>
         <w:pStyle w:val="Heading2"/>
@@ -33522,8 +33636,8 @@
         <w:t xml:space="preserve">).</w:t>
       </w:r>
     </w:p>
-    <w:bookmarkEnd w:id="140"/>
-    <w:bookmarkStart w:id="141" w:name="d.5-what-dc2d-intentionally-omits"/>
+    <w:bookmarkEnd w:id="141"/>
+    <w:bookmarkStart w:id="142" w:name="d.5-what-dc2d-intentionally-omits"/>
     <w:p>
       <w:pPr>
         <w:pStyle w:val="Heading2"/>
@@ -33742,8 +33856,8 @@
         <w:t xml:space="preserve">field used in operational profiles.</w:t>
       </w:r>
     </w:p>
-    <w:bookmarkEnd w:id="141"/>
-    <w:bookmarkStart w:id="142" w:name="d.6-example-profile"/>
+    <w:bookmarkEnd w:id="142"/>
+    <w:bookmarkStart w:id="143" w:name="d.6-example-profile"/>
     <w:p>
       <w:pPr>
         <w:pStyle w:val="Heading2"/>
@@ -33773,8 +33887,8 @@
         <w:t xml:space="preserve">) accompanies this appendix. It models a customer-support agent in a regulated industry with the following stance: Public autonomous, Internal logged, Confidential gated by per-action DPO approval, Restricted denied entirely with explicit justification pointing to a separate authorized profile.</w:t>
       </w:r>
     </w:p>
-    <w:bookmarkEnd w:id="142"/>
-    <w:bookmarkStart w:id="143" w:name="d.7-prior-art-and-positioning"/>
+    <w:bookmarkEnd w:id="143"/>
+    <w:bookmarkStart w:id="144" w:name="d.7-prior-art-and-positioning"/>
     <w:p>
       <w:pPr>
         <w:pStyle w:val="Heading2"/>
@@ -33897,8 +34011,8 @@
         <w:t xml:space="preserve">— End of Document —</w:t>
       </w:r>
     </w:p>
-    <w:bookmarkEnd w:id="143"/>
     <w:bookmarkEnd w:id="144"/>
+    <w:bookmarkEnd w:id="145"/>
     <w:sectPr>
       <w:footnotePr>
         <w:numRestart w:val="eachSect"/>

--- a/docs/RMACD_Framework_v1.3.docx
+++ b/docs/RMACD_Framework_v1.3.docx
@@ -137,14 +137,7 @@
           <w:i/>
           <w:iCs/>
         </w:rPr>
-        <w:t xml:space="preserve">Version 1.3.1 Update: Published SDK enforcement layer (PolicyEnforcer, ApprovalGateway, AuditLogger, RMACDError hierarchy) in rmacd 0.4.0; added DC2D runtime controls (Redactor, EgressGate) in rmacd 0.5.0; shipped runnable reference integrations for Claude Agent SDK and the raw Anthropic SDK, and a DC2D redaction/egress demo. Two companion docs joined</w:t>
-      </w:r>
-      <w:r>
-        <w:rPr>
-          <w:i/>
-          <w:iCs/>
-        </w:rPr>
-        <w:t xml:space="preserve"> </w:t>
+        <w:t xml:space="preserve">Version 1.3.1 Update: Published SDK enforcement layer (PolicyEnforcer, ApprovalGateway, AuditLogger, RMACDError hierarchy) in rmacd 0.4.0; added DC2D runtime controls (Redactor, EgressGate) in rmacd 0.5.0; added programmatic agent prompt construction (</w:t>
       </w:r>
       <w:r>
         <w:rPr>
@@ -152,14 +145,14 @@
           <w:i/>
           <w:iCs/>
         </w:rPr>
-        <w:t xml:space="preserve">docs/</w:t>
+        <w:t xml:space="preserve">build_system_prompt</w:t>
       </w:r>
       <w:r>
         <w:rPr>
           <w:i/>
           <w:iCs/>
         </w:rPr>
-        <w:t xml:space="preserve">:</w:t>
+        <w:t xml:space="preserve">) in rmacd 0.6.0; shipped runnable reference integrations for Claude Agent SDK and the raw Anthropic SDK, and a DC2D redaction/egress demo. Two companion docs joined</w:t>
       </w:r>
       <w:r>
         <w:rPr>
@@ -174,21 +167,14 @@
           <w:i/>
           <w:iCs/>
         </w:rPr>
-        <w:t xml:space="preserve">runtime-patterns.md</w:t>
+        <w:t xml:space="preserve">docs/</w:t>
       </w:r>
       <w:r>
         <w:rPr>
           <w:i/>
           <w:iCs/>
         </w:rPr>
-        <w:t xml:space="preserve"> </w:t>
-      </w:r>
-      <w:r>
-        <w:rPr>
-          <w:i/>
-          <w:iCs/>
-        </w:rPr>
-        <w:t xml:space="preserve">and</w:t>
+        <w:t xml:space="preserve">:</w:t>
       </w:r>
       <w:r>
         <w:rPr>
@@ -203,7 +189,58 @@
           <w:i/>
           <w:iCs/>
         </w:rPr>
+        <w:t xml:space="preserve">runtime-patterns.md</w:t>
+      </w:r>
+      <w:r>
+        <w:rPr>
+          <w:i/>
+          <w:iCs/>
+        </w:rPr>
+        <w:t xml:space="preserve"> </w:t>
+      </w:r>
+      <w:r>
+        <w:rPr>
+          <w:i/>
+          <w:iCs/>
+        </w:rPr>
+        <w:t xml:space="preserve">and</w:t>
+      </w:r>
+      <w:r>
+        <w:rPr>
+          <w:i/>
+          <w:iCs/>
+        </w:rPr>
+        <w:t xml:space="preserve"> </w:t>
+      </w:r>
+      <w:r>
+        <w:rPr>
+          <w:rStyle w:val="VerbatimChar"/>
+          <w:i/>
+          <w:iCs/>
+        </w:rPr>
         <w:t xml:space="preserve">framework-adapters.md</w:t>
+      </w:r>
+      <w:r>
+        <w:rPr>
+          <w:i/>
+          <w:iCs/>
+        </w:rPr>
+        <w:t xml:space="preserve">. A runtime-architecture draw.io diagram joined</w:t>
+      </w:r>
+      <w:r>
+        <w:rPr>
+          <w:i/>
+          <w:iCs/>
+        </w:rPr>
+        <w:t xml:space="preserve"> </w:t>
+      </w:r>
+      <w:r>
+        <w:rPr>
+          <w:rStyle w:val="VerbatimChar"/>
+          <w:i/>
+          <w:iCs/>
+        </w:rPr>
+        <w:t xml:space="preserve">docs/</w:t>
       </w:r>
       <w:r>
         <w:rPr>
@@ -29929,7 +29966,7 @@
     </w:p>
     <w:bookmarkEnd w:id="126"/>
     <w:bookmarkEnd w:id="127"/>
-    <w:bookmarkStart w:id="137" w:name="appendix-c-implementation-workflow"/>
+    <w:bookmarkStart w:id="140" w:name="appendix-c-implementation-workflow"/>
     <w:p>
       <w:pPr>
         <w:pStyle w:val="Heading1"/>
@@ -29950,7 +29987,7 @@
         <w:t xml:space="preserve">This appendix describes how RMACD permission profiles are consumed by AI agentic platforms at runtime. The workflow covers profile loading, policy evaluation, execution control, and audit logging.</w:t>
       </w:r>
     </w:p>
-    <w:bookmarkStart w:id="129" w:name="c.1-high-level-architecture"/>
+    <w:bookmarkStart w:id="132" w:name="c.1-high-level-architecture"/>
     <w:p>
       <w:pPr>
         <w:pStyle w:val="Heading2"/>
@@ -29965,30 +30002,93 @@
     </w:p>
     <w:p>
       <w:pPr>
-        <w:pStyle w:val="FirstParagraph"/>
-      </w:pPr>
-      <w:r>
-        <w:t xml:space="preserve">A visual rendering of this architecture is available at</w:t>
-      </w:r>
-      <w:r>
-        <w:t xml:space="preserve"> </w:t>
-      </w:r>
-      <w:hyperlink r:id="rId128">
+        <w:pStyle w:val="CaptionedFigure"/>
+      </w:pPr>
+      <w:r>
+        <w:drawing>
+          <wp:inline>
+            <wp:extent cx="5334000" cy="3402927"/>
+            <wp:effectExtent b="0" l="0" r="0" t="0"/>
+            <wp:docPr descr="RMACD Runtime Architecture" title="" id="129" name="Picture"/>
+            <a:graphic>
+              <a:graphicData uri="http://schemas.openxmlformats.org/drawingml/2006/picture">
+                <pic:pic>
+                  <pic:nvPicPr>
+                    <pic:cNvPr descr="RMACD_Runtime_Architecture.drawio.png" id="130" name="Picture"/>
+                    <pic:cNvPicPr>
+                      <a:picLocks noChangeArrowheads="1" noChangeAspect="1"/>
+                    </pic:cNvPicPr>
+                  </pic:nvPicPr>
+                  <pic:blipFill>
+                    <a:blip r:embed="rId128"/>
+                    <a:stretch>
+                      <a:fillRect/>
+                    </a:stretch>
+                  </pic:blipFill>
+                  <pic:spPr bwMode="auto">
+                    <a:xfrm>
+                      <a:off x="0" y="0"/>
+                      <a:ext cx="5334000" cy="3402927"/>
+                    </a:xfrm>
+                    <a:prstGeom prst="rect">
+                      <a:avLst/>
+                    </a:prstGeom>
+                    <a:noFill/>
+                    <a:ln w="9525">
+                      <a:noFill/>
+                      <a:headEnd/>
+                      <a:tailEnd/>
+                    </a:ln>
+                  </pic:spPr>
+                </pic:pic>
+              </a:graphicData>
+            </a:graphic>
+          </wp:inline>
+        </w:drawing>
+      </w:r>
+    </w:p>
+    <w:p>
+      <w:pPr>
+        <w:pStyle w:val="ImageCaption"/>
+      </w:pPr>
+      <w:r>
+        <w:t xml:space="preserve">RMACD Runtime Architecture</w:t>
+      </w:r>
+    </w:p>
+    <w:p>
+      <w:pPr>
+        <w:pStyle w:val="BodyText"/>
+      </w:pPr>
+      <w:r>
+        <w:rPr>
+          <w:i/>
+          <w:iCs/>
+        </w:rPr>
+        <w:t xml:space="preserve">Source:</w:t>
+      </w:r>
+      <w:r>
+        <w:rPr>
+          <w:i/>
+          <w:iCs/>
+        </w:rPr>
+        <w:t xml:space="preserve"> </w:t>
+      </w:r>
+      <w:hyperlink r:id="rId131">
         <w:r>
           <w:rPr>
             <w:rStyle w:val="VerbatimChar"/>
+            <w:i/>
+            <w:iCs/>
           </w:rPr>
-          <w:t xml:space="preserve">docs/RMACD_Runtime_Architecture.drawio</w:t>
+          <w:t xml:space="preserve">RMACD_Runtime_Architecture.drawio</w:t>
         </w:r>
       </w:hyperlink>
       <w:r>
-        <w:t xml:space="preserve">,</w:t>
-      </w:r>
-      <w:r>
-        <w:t xml:space="preserve"> </w:t>
-      </w:r>
-      <w:r>
-        <w:t xml:space="preserve">with the SDK class names overlaid on each component box.</w:t>
+        <w:rPr>
+          <w:i/>
+          <w:iCs/>
+        </w:rPr>
+        <w:t xml:space="preserve">. SDK class names are overlaid on each component.</w:t>
       </w:r>
     </w:p>
     <w:p>
@@ -30087,8 +30187,8 @@
         <w:t xml:space="preserve">Logging infrastructure that captures all policy decisions, agent actions, and approval workflows for compliance reporting and forensic analysis.</w:t>
       </w:r>
     </w:p>
-    <w:bookmarkEnd w:id="129"/>
-    <w:bookmarkStart w:id="130" w:name="c.2-runtime-evaluation-flow"/>
+    <w:bookmarkEnd w:id="132"/>
+    <w:bookmarkStart w:id="133" w:name="c.2-runtime-evaluation-flow"/>
     <w:p>
       <w:pPr>
         <w:pStyle w:val="Heading2"/>
@@ -30238,8 +30338,8 @@
         <w:t xml:space="preserve">If approval required: operation queued; approver notified; agent waits or times out</w:t>
       </w:r>
     </w:p>
-    <w:bookmarkEnd w:id="130"/>
-    <w:bookmarkStart w:id="131" w:name="c.3-policy-decision-logic-pseudocode"/>
+    <w:bookmarkEnd w:id="133"/>
+    <w:bookmarkStart w:id="134" w:name="c.3-policy-decision-logic-pseudocode"/>
     <w:p>
       <w:pPr>
         <w:pStyle w:val="Heading2"/>
@@ -30565,8 +30665,8 @@
         <w:t xml:space="preserve">return QUEUE_FOR_APPROVAL(approver="cab_committee")</w:t>
       </w:r>
     </w:p>
-    <w:bookmarkEnd w:id="131"/>
-    <w:bookmarkStart w:id="132" w:name="c.4-integration-patterns"/>
+    <w:bookmarkEnd w:id="134"/>
+    <w:bookmarkStart w:id="135" w:name="c.4-integration-patterns"/>
     <w:p>
       <w:pPr>
         <w:pStyle w:val="Heading2"/>
@@ -30920,8 +31020,8 @@
         <w:t xml:space="preserve">For asynchronous agent operations, integrate RMACD with the message queue. The policy enforcer evaluates operations before messages are processed.</w:t>
       </w:r>
     </w:p>
-    <w:bookmarkEnd w:id="132"/>
-    <w:bookmarkStart w:id="133" w:name="c.5-approval-workflow-integration"/>
+    <w:bookmarkEnd w:id="135"/>
+    <w:bookmarkStart w:id="136" w:name="c.5-approval-workflow-integration"/>
     <w:p>
       <w:pPr>
         <w:pStyle w:val="Heading2"/>
@@ -31660,8 +31760,8 @@
         <w:t xml:space="preserve">Approval requests can be routed to ServiceNow, Jira, Slack, Microsoft Teams, or custom workflow systems via webhooks and API integrations.</w:t>
       </w:r>
     </w:p>
-    <w:bookmarkEnd w:id="133"/>
-    <w:bookmarkStart w:id="134" w:name="c.6-audit-log-format"/>
+    <w:bookmarkEnd w:id="136"/>
+    <w:bookmarkStart w:id="137" w:name="c.6-audit-log-format"/>
     <w:p>
       <w:pPr>
         <w:pStyle w:val="Heading2"/>
@@ -32524,8 +32624,8 @@
         <w:t xml:space="preserve">}</w:t>
       </w:r>
     </w:p>
-    <w:bookmarkEnd w:id="134"/>
-    <w:bookmarkStart w:id="135" w:name="c.7-deployment-checklist"/>
+    <w:bookmarkEnd w:id="137"/>
+    <w:bookmarkStart w:id="138" w:name="c.7-deployment-checklist"/>
     <w:p>
       <w:pPr>
         <w:pStyle w:val="Heading2"/>
@@ -32722,8 +32822,8 @@
         <w:t xml:space="preserve">Configure dashboards and alerts for policy violations, approval backlogs, and unusual agent behavior patterns.</w:t>
       </w:r>
     </w:p>
-    <w:bookmarkEnd w:id="135"/>
-    <w:bookmarkStart w:id="136" w:name="c.8-companion-runtime-documentation"/>
+    <w:bookmarkEnd w:id="138"/>
+    <w:bookmarkStart w:id="139" w:name="c.8-companion-runtime-documentation"/>
     <w:p>
       <w:pPr>
         <w:pStyle w:val="Heading2"/>
@@ -32873,9 +32973,9 @@
         <w:t xml:space="preserve">any other framework.</w:t>
       </w:r>
     </w:p>
-    <w:bookmarkEnd w:id="136"/>
-    <w:bookmarkEnd w:id="137"/>
-    <w:bookmarkStart w:id="145" w:name="X276e13296322e2e6a8912c5e2a0dc5e7c8be5ff"/>
+    <w:bookmarkEnd w:id="139"/>
+    <w:bookmarkEnd w:id="140"/>
+    <w:bookmarkStart w:id="148" w:name="X276e13296322e2e6a8912c5e2a0dc5e7c8be5ff"/>
     <w:p>
       <w:pPr>
         <w:pStyle w:val="Heading1"/>
@@ -32888,7 +32988,7 @@
         <w:t xml:space="preserve">Appendix D: The Data-Classification Two-Dimensional Variant (DC2D)</w:t>
       </w:r>
     </w:p>
-    <w:bookmarkStart w:id="138" w:name="d.1-motivation"/>
+    <w:bookmarkStart w:id="141" w:name="d.1-motivation"/>
     <w:p>
       <w:pPr>
         <w:pStyle w:val="Heading2"/>
@@ -33037,8 +33137,8 @@
         <w:t xml:space="preserve">The DC2D variant makes the Data Classification × Autonomy pairing explicit and portable, so that organizations with this deployment shape can express agent governance in a single profile rather than composing it ad hoc across multiple products.</w:t>
       </w:r>
     </w:p>
-    <w:bookmarkEnd w:id="138"/>
-    <w:bookmarkStart w:id="139" w:name="d.2-relationship-to-the-2d-and-3d-models"/>
+    <w:bookmarkEnd w:id="141"/>
+    <w:bookmarkStart w:id="142" w:name="d.2-relationship-to-the-2d-and-3d-models"/>
     <w:p>
       <w:pPr>
         <w:pStyle w:val="Heading2"/>
@@ -33227,8 +33327,8 @@
         <w:t xml:space="preserve">DC2D is not a replacement for the 3D model; it is a deliberate projection that drops the operations axis when that axis is being enforced elsewhere. Organizations should select 3D where feasible.</w:t>
       </w:r>
     </w:p>
-    <w:bookmarkEnd w:id="139"/>
-    <w:bookmarkStart w:id="140" w:name="d.3-the-dc2d-governance-matrix"/>
+    <w:bookmarkEnd w:id="142"/>
+    <w:bookmarkStart w:id="143" w:name="d.3-the-dc2d-governance-matrix"/>
     <w:p>
       <w:pPr>
         <w:pStyle w:val="Heading2"/>
@@ -33562,8 +33662,8 @@
         <w:t xml:space="preserve">in the profile and be reviewed by the same authority that approves 3D profile exceptions (see Section 12).</w:t>
       </w:r>
     </w:p>
-    <w:bookmarkEnd w:id="140"/>
-    <w:bookmarkStart w:id="141" w:name="d.4-profile-schema-identifier"/>
+    <w:bookmarkEnd w:id="143"/>
+    <w:bookmarkStart w:id="144" w:name="d.4-profile-schema-identifier"/>
     <w:p>
       <w:pPr>
         <w:pStyle w:val="Heading2"/>
@@ -33636,8 +33736,8 @@
         <w:t xml:space="preserve">).</w:t>
       </w:r>
     </w:p>
-    <w:bookmarkEnd w:id="141"/>
-    <w:bookmarkStart w:id="142" w:name="d.5-what-dc2d-intentionally-omits"/>
+    <w:bookmarkEnd w:id="144"/>
+    <w:bookmarkStart w:id="145" w:name="d.5-what-dc2d-intentionally-omits"/>
     <w:p>
       <w:pPr>
         <w:pStyle w:val="Heading2"/>
@@ -33856,8 +33956,8 @@
         <w:t xml:space="preserve">field used in operational profiles.</w:t>
       </w:r>
     </w:p>
-    <w:bookmarkEnd w:id="142"/>
-    <w:bookmarkStart w:id="143" w:name="d.6-example-profile"/>
+    <w:bookmarkEnd w:id="145"/>
+    <w:bookmarkStart w:id="146" w:name="d.6-example-profile"/>
     <w:p>
       <w:pPr>
         <w:pStyle w:val="Heading2"/>
@@ -33887,8 +33987,8 @@
         <w:t xml:space="preserve">) accompanies this appendix. It models a customer-support agent in a regulated industry with the following stance: Public autonomous, Internal logged, Confidential gated by per-action DPO approval, Restricted denied entirely with explicit justification pointing to a separate authorized profile.</w:t>
       </w:r>
     </w:p>
-    <w:bookmarkEnd w:id="143"/>
-    <w:bookmarkStart w:id="144" w:name="d.7-prior-art-and-positioning"/>
+    <w:bookmarkEnd w:id="146"/>
+    <w:bookmarkStart w:id="147" w:name="d.7-prior-art-and-positioning"/>
     <w:p>
       <w:pPr>
         <w:pStyle w:val="Heading2"/>
@@ -34011,8 +34111,8 @@
         <w:t xml:space="preserve">— End of Document —</w:t>
       </w:r>
     </w:p>
-    <w:bookmarkEnd w:id="144"/>
-    <w:bookmarkEnd w:id="145"/>
+    <w:bookmarkEnd w:id="147"/>
+    <w:bookmarkEnd w:id="148"/>
     <w:sectPr>
       <w:footnotePr>
         <w:numRestart w:val="eachSect"/>
